--- a/projects/ciszu/docs/docx/HELP.docx
+++ b/projects/ciszu/docs/docx/HELP.docx
@@ -118,7 +118,7 @@
         <w:t xml:space="preserve"> </w:t>
       </w:r>
       <w:r>
-        <w:t xml:space="preserve">1. Explora los proyectos en apps/ del monorepo</w:t>
+        <w:t xml:space="preserve">1. Explora los proyectos en projects/ del monorepo</w:t>
       </w:r>
       <w:r>
         <w:t xml:space="preserve"> </w:t>
@@ -130,7 +130,7 @@
         <w:t xml:space="preserve"> </w:t>
       </w:r>
       <w:r>
-        <w:t xml:space="preserve">3. Para contribuir, lee AGENTS.md en la raíz</w:t>
+        <w:t xml:space="preserve">3. Para contribuir, lee README.md en la raíz y las guías del proyecto</w:t>
       </w:r>
     </w:p>
     <w:p>
@@ -209,7 +209,7 @@
         <w:t xml:space="preserve"> </w:t>
       </w:r>
       <w:r>
-        <w:t xml:space="preserve">1. Explore the projects in apps/ of the monorepo</w:t>
+        <w:t xml:space="preserve">1. Explore the projects in projects/ of the monorepo</w:t>
       </w:r>
       <w:r>
         <w:t xml:space="preserve"> </w:t>
@@ -221,7 +221,7 @@
         <w:t xml:space="preserve"> </w:t>
       </w:r>
       <w:r>
-        <w:t xml:space="preserve">3. To contribute, read AGENTS.md at the root</w:t>
+        <w:t xml:space="preserve">3. To contribute, read README.md at the root and the project guides</w:t>
       </w:r>
     </w:p>
     <w:sectPr>
